--- a/EKG_Kalite_Yönetim_Sistemi/14_Çıkış Lojistiği ve Ambalaj/02_OLG2 - Ambalaj Kalitesi ve Boş Ambalaj/EKG-LOJ-PRS-01_ambalaj_gelistirme_ve_validasyon_proseduru.docx
+++ b/EKG_Kalite_Yönetim_Sistemi/14_Çıkış Lojistiği ve Ambalaj/02_OLG2 - Ambalaj Kalitesi ve Boş Ambalaj/EKG-LOJ-PRS-01_ambalaj_gelistirme_ve_validasyon_proseduru.docx
@@ -206,6 +206,18 @@
       <w:t xml:space="preserve"> / </w:t>
     </w:r>
     <w:fldSimple w:instr="NUMPAGES"/>
+  </w:p>
+  <w:p>
+    <w:pPr>
+      <w:spacing w:before="0" w:after="0"/>
+    </w:pPr>
+    <w:r>
+      <w:rPr>
+        <w:rFonts w:ascii="Arial" w:hAnsi="Arial"/>
+        <w:sz w:val="20"/>
+      </w:rPr>
+      <w:t>Revizyon nedeni: Ambalaj geliştirme akışı risk esaslı plan, izlenebilir test kaydı ve seri kullanım koşullarıyla düzenlendi.</w:t>
+    </w:r>
   </w:p>
 </w:ftr>
 </file>
@@ -291,7 +303,7 @@
               <w:sz w:val="17"/>
             </w:rPr>
             <w:br/>
-            <w:t>İlk yayın: 04.05.2026</w:t>
+            <w:t>İlk yayın: 14.05.2026</w:t>
           </w:r>
           <w:r>
             <w:rPr>
@@ -300,7 +312,7 @@
               <w:sz w:val="17"/>
             </w:rPr>
             <w:br/>
-            <w:t>Revizyon tarihi: 19.10.2026</w:t>
+            <w:t>Revizyon tarihi: 13.08.2026</w:t>
           </w:r>
         </w:p>
       </w:tc>
